--- a/word_reports/LP_0135_위치_102_ELTON JOHN_GOLDEN HITS.docx
+++ b/word_reports/LP_0135_위치_102_ELTON JOHN_GOLDEN HITS.docx
@@ -4,7 +4,7 @@
   <w:body>
     <w:p>
       <w:pPr>
-        <w:spacing w:after="280"/>
+        <w:spacing w:after="80"/>
       </w:pPr>
       <w:r>
         <w:rPr w:rFonts="맑은 고딕">
@@ -13,94 +13,47 @@
           <w:color w:val="1E3A8A"/>
           <w:sz w:val="30"/>
         </w:rPr>
-        <w:t>[102] ELTON JOHN - GOLDEN HITS</w:t>
+        <w:t>ELTON JOHN (엘튼 존) - GOLDEN HITS</w:t>
       </w:r>
     </w:p>
     <w:p>
       <w:pPr>
-        <w:spacing w:after="320"/>
+        <w:spacing w:after="240"/>
       </w:pPr>
       <w:r>
         <w:rPr w:rFonts="맑은 고딕">
           <w:rFonts w:ascii="맑은 고딕" w:hAnsi="맑은 고딕" w:eastAsia="맑은 고딕"/>
           <w:b/>
-          <w:sz w:val="20"/>
+          <w:color w:val="4B5563"/>
+          <w:sz w:val="22"/>
         </w:rPr>
-        <w:t>■ 위치 : 102</w:t>
-        <w:br/>
-      </w:r>
-      <w:r>
-        <w:rPr w:rFonts="맑은 고딕">
-          <w:rFonts w:ascii="맑은 고딕" w:hAnsi="맑은 고딕" w:eastAsia="맑은 고딕"/>
-          <w:b/>
-          <w:sz w:val="20"/>
-        </w:rPr>
-        <w:t>■ 아티스트 : ELTON JOHN</w:t>
-        <w:br/>
-      </w:r>
-      <w:r>
-        <w:rPr w:rFonts="맑은 고딕">
-          <w:rFonts w:ascii="맑은 고딕" w:hAnsi="맑은 고딕" w:eastAsia="맑은 고딕"/>
-          <w:b/>
-          <w:sz w:val="20"/>
-        </w:rPr>
-        <w:t>■ 앨범명 : GOLDEN HITS</w:t>
-        <w:br/>
-      </w:r>
-      <w:r>
-        <w:rPr w:rFonts="맑은 고딕">
-          <w:rFonts w:ascii="맑은 고딕" w:hAnsi="맑은 고딕" w:eastAsia="맑은 고딕"/>
-          <w:b w:val="0"/>
-          <w:sz w:val="20"/>
-        </w:rPr>
-        <w:t>■ 음반 레이블 : DJM Records</w:t>
-        <w:br/>
-      </w:r>
-      <w:r>
-        <w:rPr w:rFonts="맑은 고딕">
-          <w:rFonts w:ascii="맑은 고딕" w:hAnsi="맑은 고딕" w:eastAsia="맑은 고딕"/>
-          <w:b w:val="0"/>
-          <w:sz w:val="20"/>
-        </w:rPr>
-        <w:t>■ 발매년도 : 1979</w:t>
-        <w:br/>
-      </w:r>
-      <w:r>
-        <w:rPr w:rFonts="맑은 고딕">
-          <w:rFonts w:ascii="맑은 고딕" w:hAnsi="맑은 고딕" w:eastAsia="맑은 고딕"/>
-          <w:b w:val="0"/>
-          <w:sz w:val="20"/>
-        </w:rPr>
-        <w:t>■ 장르 : 팝 록 (Pop Rock), 소프트 록 (Soft Rock), 싱어송라이터 (Singer-Songwriter)</w:t>
-        <w:br/>
-      </w:r>
-      <w:r>
-        <w:rPr w:rFonts="맑은 고딕">
-          <w:rFonts w:ascii="맑은 고딕" w:hAnsi="맑은 고딕" w:eastAsia="맑은 고딕"/>
-          <w:b w:val="0"/>
-          <w:sz w:val="20"/>
-        </w:rPr>
-        <w:t>■ 주요 수록곡 : 1. Your Song</w:t>
-        <w:br/>
+        <w:t>위치 :  102</w:t>
       </w:r>
     </w:p>
     <w:p>
       <w:pPr>
-        <w:spacing w:after="160"/>
+        <w:spacing w:line="324" w:lineRule="auto" w:before="80" w:after="160"/>
       </w:pPr>
       <w:r>
         <w:rPr w:rFonts="맑은 고딕">
           <w:rFonts w:ascii="맑은 고딕" w:hAnsi="맑은 고딕" w:eastAsia="맑은 고딕"/>
           <w:b/>
           <w:color w:val="1F2937"/>
-          <w:sz w:val="24"/>
+          <w:sz w:val="22"/>
         </w:rPr>
-        <w:t>■ 음반 해설 및 감상 가이드</w:t>
+        <w:t xml:space="preserve">[음반 소개] </w:t>
+      </w:r>
+      <w:r>
+        <w:rPr w:rFonts="맑은 고딕">
+          <w:rFonts w:ascii="맑은 고딕" w:hAnsi="맑은 고딕" w:eastAsia="맑은 고딕"/>
+          <w:b w:val="0"/>
+          <w:sz w:val="21"/>
+        </w:rPr>
       </w:r>
     </w:p>
     <w:p>
       <w:pPr>
-        <w:spacing w:line="312" w:lineRule="auto" w:after="120"/>
+        <w:spacing w:line="324" w:lineRule="auto" w:after="120"/>
       </w:pPr>
       <w:r>
         <w:rPr w:rFonts="맑은 고딕">
@@ -108,51 +61,516 @@
           <w:b w:val="0"/>
           <w:sz w:val="21"/>
         </w:rPr>
-        <w:t>1970년대 대중음악사의 황금기를 한아름 수놓은 엘튼 존(Elton John)의 불후의 명곡들을 응축한 이 베스트 음반은, 그의 음악적 영혼의 동반자인 작사가 버니 토핀(Bernie Taupin)과의 환상적인 콤비네이션이 정점에 달했던 시기를 증언하는 역사적 모음집입니다. 당시 전 세계 음악 차트를 석권하며 팝과 록, 클래식의 경계를 완벽하게 허문 그들의 대표작들이 고스란히 실려 있어, 엘튼 존이라는 대작가의 음악적 정수를 한 번에 경험할 수 있는 소중한 아날로그 유산입니다.</w:t>
+        <w:t>건반 위에 피어난 찬란한 선율과 인간 내면의 심연을 어루만지는 시적 서사가 완벽한 조화를 이루는 엘튼 존의 음악 세계는 팝 역사상 가장 눈부신 유산 중 하나입니다. 화려한 글램 록의 무대 의상 이면에 감추어진 순수한 낭만주의와 고전적 작곡 미학은 반세기가 흐른 오늘날에도 여전히 애호가들의 가슴에 깊은 파문을 일으킵니다. 『GOLDEN HITS』는 대중음악의 황금기였던 1970년대를 풍미하며 전 세계인의 영혼을 적신 그의 불멸의 명곡들을 정갈하게 엮어낸 음향의 보물창고입니다. 턴테이블의 회전과 함께 피어오르는 아날로그 피아노의 따스한 온기는 음악이 인간의 마음에 닿을 수 있는 가장 우아하고 진실한 형태를 증명해 보입니다.</w:t>
       </w:r>
     </w:p>
     <w:p>
       <w:pPr>
-        <w:spacing w:line="312" w:lineRule="auto" w:after="120"/>
+        <w:spacing w:line="324" w:lineRule="auto" w:before="200" w:after="80"/>
       </w:pPr>
+      <w:r>
+        <w:rPr w:rFonts="맑은 고딕">
+          <w:rFonts w:ascii="맑은 고딕" w:hAnsi="맑은 고딕" w:eastAsia="맑은 고딕"/>
+          <w:b/>
+          <w:color w:val="1E3A8A"/>
+          <w:sz w:val="24"/>
+        </w:rPr>
+        <w:t>1. 음반 데이터</w:t>
+      </w:r>
+    </w:p>
+    <w:p>
+      <w:pPr>
+        <w:spacing w:line="324" w:lineRule="auto" w:after="80"/>
+      </w:pPr>
+      <w:r>
+        <w:rPr w:rFonts="맑은 고딕">
+          <w:rFonts w:ascii="맑은 고딕" w:hAnsi="맑은 고딕" w:eastAsia="맑은 고딕"/>
+          <w:b w:val="0"/>
+          <w:color w:val="6B7280"/>
+          <w:sz w:val="21"/>
+        </w:rPr>
+        <w:t xml:space="preserve">· </w:t>
+      </w:r>
+      <w:r>
+        <w:rPr w:rFonts="맑은 고딕">
+          <w:rFonts w:ascii="맑은 고딕" w:hAnsi="맑은 고딕" w:eastAsia="맑은 고딕"/>
+          <w:b/>
+          <w:color w:val="1F2937"/>
+          <w:sz w:val="21"/>
+        </w:rPr>
+        <w:t xml:space="preserve">앨범명: </w:t>
+      </w:r>
       <w:r>
         <w:rPr w:rFonts="맑은 고딕">
           <w:rFonts w:ascii="맑은 고딕" w:hAnsi="맑은 고딕" w:eastAsia="맑은 고딕"/>
           <w:b w:val="0"/>
           <w:sz w:val="21"/>
         </w:rPr>
-        <w:t>클래식 음악에 뿌리를 둔 엘튼 존의 화려하면서도 정교한 피아노 연주와 감성적이면서도 폭발적인 가창력은 수록곡 전체를 관통하는 핵심 동력입니다. 불후의 발라드 'Your Song'에서 보여주는 서정적이고 절제된 미학부터 'Bennie and the Jets'의 독창적인 글램 록적 리듬감, 그리고 'Rocket Man'에서 펼쳐지는 우주적 공간감의 현악 편곡은 그가 단순한 팝 스타를 넘어 시대를 선도한 위대한 연주자이자 작곡가임을 여실히 입증합니다.</w:t>
+        <w:t>GOLDEN HITS</w:t>
       </w:r>
     </w:p>
     <w:p>
       <w:pPr>
-        <w:spacing w:line="312" w:lineRule="auto" w:after="120"/>
+        <w:spacing w:line="324" w:lineRule="auto" w:after="80"/>
       </w:pPr>
+      <w:r>
+        <w:rPr w:rFonts="맑은 고딕">
+          <w:rFonts w:ascii="맑은 고딕" w:hAnsi="맑은 고딕" w:eastAsia="맑은 고딕"/>
+          <w:b w:val="0"/>
+          <w:color w:val="6B7280"/>
+          <w:sz w:val="21"/>
+        </w:rPr>
+        <w:t xml:space="preserve">· </w:t>
+      </w:r>
+      <w:r>
+        <w:rPr w:rFonts="맑은 고딕">
+          <w:rFonts w:ascii="맑은 고딕" w:hAnsi="맑은 고딕" w:eastAsia="맑은 고딕"/>
+          <w:b/>
+          <w:color w:val="1F2937"/>
+          <w:sz w:val="21"/>
+        </w:rPr>
+        <w:t xml:space="preserve">아티스트: </w:t>
+      </w:r>
       <w:r>
         <w:rPr w:rFonts="맑은 고딕">
           <w:rFonts w:ascii="맑은 고딕" w:hAnsi="맑은 고딕" w:eastAsia="맑은 고딕"/>
           <w:b w:val="0"/>
           <w:sz w:val="21"/>
         </w:rPr>
-        <w:t>아날로그 LP 레코드로 감상하는 이 앨범은 1970년대 아날로그 녹음 특유의 따뜻하고 풍부한 온기와 정교한 믹싱의 진가를 선사합니다. 피아노 건반의 핑거링 하나하나와 버니 토핀의 시적인 가사가 엘튼 존의 호소력 짙은 음성과 어우러질 때, 디지털 음원에서는 체감하기 힘든 깊은 울림과 입체적인 사운드스케이프가 실내를 가득 채웁니다. 특히 'Goodbye Yellow Brick Road'의 아름다운 멜로디와 풍성한 백코러스는 LP의 정겨운 질감과 만날 때 그 감동이 배가됩니다.</w:t>
+        <w:t>ELTON JOHN (엘튼 존)</w:t>
       </w:r>
     </w:p>
     <w:p>
       <w:pPr>
-        <w:spacing w:line="312" w:lineRule="auto" w:after="120"/>
+        <w:spacing w:line="324" w:lineRule="auto" w:after="80"/>
       </w:pPr>
+      <w:r>
+        <w:rPr w:rFonts="맑은 고딕">
+          <w:rFonts w:ascii="맑은 고딕" w:hAnsi="맑은 고딕" w:eastAsia="맑은 고딕"/>
+          <w:b w:val="0"/>
+          <w:color w:val="6B7280"/>
+          <w:sz w:val="21"/>
+        </w:rPr>
+        <w:t xml:space="preserve">· </w:t>
+      </w:r>
+      <w:r>
+        <w:rPr w:rFonts="맑은 고딕">
+          <w:rFonts w:ascii="맑은 고딕" w:hAnsi="맑은 고딕" w:eastAsia="맑은 고딕"/>
+          <w:b/>
+          <w:color w:val="1F2937"/>
+          <w:sz w:val="21"/>
+        </w:rPr>
+        <w:t xml:space="preserve">발매 정보: </w:t>
+      </w:r>
       <w:r>
         <w:rPr w:rFonts="맑은 고딕">
           <w:rFonts w:ascii="맑은 고딕" w:hAnsi="맑은 고딕" w:eastAsia="맑은 고딕"/>
           <w:b w:val="0"/>
           <w:sz w:val="21"/>
         </w:rPr>
-        <w:t>시대를 초월하여 불멸의 생명력을 발휘하는 이 앨범은 대중음악이 도달할 수 있는 가장 우아하고 상업적이면서도 예술적인 정점을 보여줍니다. 엘튼 존의 가장 찬란했던 초기 황금기를 오롯이 담아낸 이 LP는 단순한 히트곡 모음집을 넘어, 음악을 사랑하는 모든 이들의 컬렉션에서 영원히 빛날 클래식 명반입니다.</w:t>
+        <w:t>1970년대 팝과 록의 경계를 허물며 경이로운 전성기를 구가하던 엘튼 존의 음악적 정점을 집대성하여 선보인 정통 베스트 컴필레이션 바이닐입니다.</w:t>
+      </w:r>
+    </w:p>
+    <w:p>
+      <w:pPr>
+        <w:spacing w:line="324" w:lineRule="auto" w:after="80"/>
+      </w:pPr>
+      <w:r>
+        <w:rPr w:rFonts="맑은 고딕">
+          <w:rFonts w:ascii="맑은 고딕" w:hAnsi="맑은 고딕" w:eastAsia="맑은 고딕"/>
+          <w:b w:val="0"/>
+          <w:color w:val="6B7280"/>
+          <w:sz w:val="21"/>
+        </w:rPr>
+        <w:t xml:space="preserve">· </w:t>
+      </w:r>
+      <w:r>
+        <w:rPr w:rFonts="맑은 고딕">
+          <w:rFonts w:ascii="맑은 고딕" w:hAnsi="맑은 고딕" w:eastAsia="맑은 고딕"/>
+          <w:b/>
+          <w:color w:val="1F2937"/>
+          <w:sz w:val="21"/>
+        </w:rPr>
+        <w:t xml:space="preserve">LP 인기도(판매량): </w:t>
+      </w:r>
+      <w:r>
+        <w:rPr w:rFonts="맑은 고딕">
+          <w:rFonts w:ascii="맑은 고딕" w:hAnsi="맑은 고딕" w:eastAsia="맑은 고딕"/>
+          <w:b w:val="0"/>
+          <w:sz w:val="21"/>
+        </w:rPr>
+        <w:t>발매 당시부터 전 세계 주요 음반 차트의 최상위권을 장악하였으며, 시대를 초월한 멀티 플래티넘 기록과 함께 수많은 오디오 애호가들의 필청반으로 자리 잡았습니다.</w:t>
+      </w:r>
+    </w:p>
+    <w:p>
+      <w:pPr>
+        <w:spacing w:line="324" w:lineRule="auto" w:after="80"/>
+      </w:pPr>
+      <w:r>
+        <w:rPr w:rFonts="맑은 고딕">
+          <w:rFonts w:ascii="맑은 고딕" w:hAnsi="맑은 고딕" w:eastAsia="맑은 고딕"/>
+          <w:b w:val="0"/>
+          <w:color w:val="6B7280"/>
+          <w:sz w:val="21"/>
+        </w:rPr>
+        <w:t xml:space="preserve">· </w:t>
+      </w:r>
+      <w:r>
+        <w:rPr w:rFonts="맑은 고딕">
+          <w:rFonts w:ascii="맑은 고딕" w:hAnsi="맑은 고딕" w:eastAsia="맑은 고딕"/>
+          <w:b/>
+          <w:color w:val="1F2937"/>
+          <w:sz w:val="21"/>
+        </w:rPr>
+        <w:t xml:space="preserve">각종 수상경력: </w:t>
+      </w:r>
+      <w:r>
+        <w:rPr w:rFonts="맑은 고딕">
+          <w:rFonts w:ascii="맑은 고딕" w:hAnsi="맑은 고딕" w:eastAsia="맑은 고딕"/>
+          <w:b w:val="0"/>
+          <w:sz w:val="21"/>
+        </w:rPr>
+        <w:t>그래미 어워드(Grammy Awards) 다수 수상, 로큰롤 명예의 전당 및 작곡가 명예의 전당 헌액, 대영제국 기사작위(Knighthood) 수훈 등 대중음악계 최고 권위의 찬사를 한 몸에 받은 거장의 음악적 위상이 고스란히 담겨 있습니다.</w:t>
+      </w:r>
+    </w:p>
+    <w:p>
+      <w:pPr>
+        <w:spacing w:line="324" w:lineRule="auto" w:before="200" w:after="80"/>
+      </w:pPr>
+      <w:r>
+        <w:rPr w:rFonts="맑은 고딕">
+          <w:rFonts w:ascii="맑은 고딕" w:hAnsi="맑은 고딕" w:eastAsia="맑은 고딕"/>
+          <w:b/>
+          <w:color w:val="1E3A8A"/>
+          <w:sz w:val="24"/>
+        </w:rPr>
+        <w:t>2. 아티스트 정보</w:t>
+      </w:r>
+    </w:p>
+    <w:p>
+      <w:pPr>
+        <w:spacing w:line="324" w:lineRule="auto" w:after="80"/>
+      </w:pPr>
+      <w:r>
+        <w:rPr w:rFonts="맑은 고딕">
+          <w:rFonts w:ascii="맑은 고딕" w:hAnsi="맑은 고딕" w:eastAsia="맑은 고딕"/>
+          <w:b w:val="0"/>
+          <w:color w:val="6B7280"/>
+          <w:sz w:val="21"/>
+        </w:rPr>
+        <w:t xml:space="preserve">· </w:t>
+      </w:r>
+      <w:r>
+        <w:rPr w:rFonts="맑은 고딕">
+          <w:rFonts w:ascii="맑은 고딕" w:hAnsi="맑은 고딕" w:eastAsia="맑은 고딕"/>
+          <w:b/>
+          <w:color w:val="1F2937"/>
+          <w:sz w:val="21"/>
+        </w:rPr>
+        <w:t xml:space="preserve">국적: </w:t>
+      </w:r>
+      <w:r>
+        <w:rPr w:rFonts="맑은 고딕">
+          <w:rFonts w:ascii="맑은 고딕" w:hAnsi="맑은 고딕" w:eastAsia="맑은 고딕"/>
+          <w:b w:val="0"/>
+          <w:sz w:val="21"/>
+        </w:rPr>
+        <w:t>영국 (United Kingdom)</w:t>
+      </w:r>
+    </w:p>
+    <w:p>
+      <w:pPr>
+        <w:spacing w:line="324" w:lineRule="auto" w:after="80"/>
+      </w:pPr>
+      <w:r>
+        <w:rPr w:rFonts="맑은 고딕">
+          <w:rFonts w:ascii="맑은 고딕" w:hAnsi="맑은 고딕" w:eastAsia="맑은 고딕"/>
+          <w:b w:val="0"/>
+          <w:color w:val="6B7280"/>
+          <w:sz w:val="21"/>
+        </w:rPr>
+        <w:t xml:space="preserve">· </w:t>
+      </w:r>
+      <w:r>
+        <w:rPr w:rFonts="맑은 고딕">
+          <w:rFonts w:ascii="맑은 고딕" w:hAnsi="맑은 고딕" w:eastAsia="맑은 고딕"/>
+          <w:b/>
+          <w:color w:val="1F2937"/>
+          <w:sz w:val="21"/>
+        </w:rPr>
+        <w:t xml:space="preserve">생몰년도: </w:t>
+      </w:r>
+      <w:r>
+        <w:rPr w:rFonts="맑은 고딕">
+          <w:rFonts w:ascii="맑은 고딕" w:hAnsi="맑은 고딕" w:eastAsia="맑은 고딕"/>
+          <w:b w:val="0"/>
+          <w:sz w:val="21"/>
+        </w:rPr>
+        <w:t>1947년 3월 25일 ~ 현재</w:t>
+      </w:r>
+    </w:p>
+    <w:p>
+      <w:pPr>
+        <w:spacing w:line="324" w:lineRule="auto" w:after="80"/>
+      </w:pPr>
+      <w:r>
+        <w:rPr w:rFonts="맑은 고딕">
+          <w:rFonts w:ascii="맑은 고딕" w:hAnsi="맑은 고딕" w:eastAsia="맑은 고딕"/>
+          <w:b w:val="0"/>
+          <w:color w:val="6B7280"/>
+          <w:sz w:val="21"/>
+        </w:rPr>
+        <w:t xml:space="preserve">· </w:t>
+      </w:r>
+      <w:r>
+        <w:rPr w:rFonts="맑은 고딕">
+          <w:rFonts w:ascii="맑은 고딕" w:hAnsi="맑은 고딕" w:eastAsia="맑은 고딕"/>
+          <w:b/>
+          <w:color w:val="1F2937"/>
+          <w:sz w:val="21"/>
+        </w:rPr>
+        <w:t xml:space="preserve">그룹 소속: </w:t>
+      </w:r>
+      <w:r>
+        <w:rPr w:rFonts="맑은 고딕">
+          <w:rFonts w:ascii="맑은 고딕" w:hAnsi="맑은 고딕" w:eastAsia="맑은 고딕"/>
+          <w:b w:val="0"/>
+          <w:sz w:val="21"/>
+        </w:rPr>
+        <w:t>솔로 (보컬, 피아노)</w:t>
+      </w:r>
+    </w:p>
+    <w:p>
+      <w:pPr>
+        <w:spacing w:line="324" w:lineRule="auto" w:after="80"/>
+      </w:pPr>
+      <w:r>
+        <w:rPr w:rFonts="맑은 고딕">
+          <w:rFonts w:ascii="맑은 고딕" w:hAnsi="맑은 고딕" w:eastAsia="맑은 고딕"/>
+          <w:b w:val="0"/>
+          <w:color w:val="6B7280"/>
+          <w:sz w:val="21"/>
+        </w:rPr>
+        <w:t xml:space="preserve">· </w:t>
+      </w:r>
+      <w:r>
+        <w:rPr w:rFonts="맑은 고딕">
+          <w:rFonts w:ascii="맑은 고딕" w:hAnsi="맑은 고딕" w:eastAsia="맑은 고딕"/>
+          <w:b/>
+          <w:color w:val="1F2937"/>
+          <w:sz w:val="21"/>
+        </w:rPr>
+        <w:t xml:space="preserve">아티스트 소개: </w:t>
+      </w:r>
+      <w:r>
+        <w:rPr w:rFonts="맑은 고딕">
+          <w:rFonts w:ascii="맑은 고딕" w:hAnsi="맑은 고딕" w:eastAsia="맑은 고딕"/>
+          <w:b w:val="0"/>
+          <w:sz w:val="21"/>
+        </w:rPr>
+        <w:t>클래식 음악 교육에 뿌리를 둔 탄탄한 건반 작곡 기법과 영혼의 파트너 버니 토핀(Bernie Taupin)의 유려한 노랫말을 결합하여 20세기 대중음악의 예술성을 한 단계 끌어올린 거장입니다. 화려한 엔터테이너의 면모 뒤에 깃든 비르투오소적인 피아니즘과 가슴을 저미는 멜로디 메이킹은 그를 팝 역사상 가장 위대한 피아노 록의 마에스트로로 각인시켰습니다.</w:t>
+      </w:r>
+    </w:p>
+    <w:p>
+      <w:pPr>
+        <w:spacing w:line="324" w:lineRule="auto" w:before="200" w:after="80"/>
+      </w:pPr>
+      <w:r>
+        <w:rPr w:rFonts="맑은 고딕">
+          <w:rFonts w:ascii="맑은 고딕" w:hAnsi="맑은 고딕" w:eastAsia="맑은 고딕"/>
+          <w:b/>
+          <w:color w:val="1E3A8A"/>
+          <w:sz w:val="24"/>
+        </w:rPr>
+        <w:t>3. 음반 상세 분석</w:t>
+      </w:r>
+    </w:p>
+    <w:p>
+      <w:pPr>
+        <w:spacing w:line="324" w:lineRule="auto" w:after="80"/>
+      </w:pPr>
+      <w:r>
+        <w:rPr w:rFonts="맑은 고딕">
+          <w:rFonts w:ascii="맑은 고딕" w:hAnsi="맑은 고딕" w:eastAsia="맑은 고딕"/>
+          <w:b w:val="0"/>
+          <w:color w:val="6B7280"/>
+          <w:sz w:val="21"/>
+        </w:rPr>
+        <w:t xml:space="preserve">· </w:t>
+      </w:r>
+      <w:r>
+        <w:rPr w:rFonts="맑은 고딕">
+          <w:rFonts w:ascii="맑은 고딕" w:hAnsi="맑은 고딕" w:eastAsia="맑은 고딕"/>
+          <w:b/>
+          <w:color w:val="1F2937"/>
+          <w:sz w:val="21"/>
+        </w:rPr>
+        <w:t xml:space="preserve">역사적 위치: </w:t>
+      </w:r>
+      <w:r>
+        <w:rPr w:rFonts="맑은 고딕">
+          <w:rFonts w:ascii="맑은 고딕" w:hAnsi="맑은 고딕" w:eastAsia="맑은 고딕"/>
+          <w:b w:val="0"/>
+          <w:sz w:val="21"/>
+        </w:rPr>
+        <w:t>본 음반은 1970년대 싱어송라이터 르네상스의 최정점을 기록한 사료이자, 록 앙상블과 고전적 오케스트레이션이 이룩할 수 있는 가장 완벽한 융합의 결정체입니다. 상업적 성공과 예술적 성취가 가장 이상적인 균형을 이루었던 시대의 기념비로서, 팝 음악이 고전 클래식 못지않은 영원성을 획득할 수 있음을 확고히 보여줍니다.</w:t>
+      </w:r>
+    </w:p>
+    <w:p>
+      <w:pPr>
+        <w:spacing w:line="324" w:lineRule="auto" w:after="80"/>
+      </w:pPr>
+      <w:r>
+        <w:rPr w:rFonts="맑은 고딕">
+          <w:rFonts w:ascii="맑은 고딕" w:hAnsi="맑은 고딕" w:eastAsia="맑은 고딕"/>
+          <w:b w:val="0"/>
+          <w:color w:val="6B7280"/>
+          <w:sz w:val="21"/>
+        </w:rPr>
+        <w:t xml:space="preserve">· </w:t>
+      </w:r>
+      <w:r>
+        <w:rPr w:rFonts="맑은 고딕">
+          <w:rFonts w:ascii="맑은 고딕" w:hAnsi="맑은 고딕" w:eastAsia="맑은 고딕"/>
+          <w:b/>
+          <w:color w:val="1F2937"/>
+          <w:sz w:val="21"/>
+        </w:rPr>
+        <w:t xml:space="preserve">시대의 흔적(스토리텔링): </w:t>
+      </w:r>
+      <w:r>
+        <w:rPr w:rFonts="맑은 고딕">
+          <w:rFonts w:ascii="맑은 고딕" w:hAnsi="맑은 고딕" w:eastAsia="맑은 고딕"/>
+          <w:b w:val="0"/>
+          <w:sz w:val="21"/>
+        </w:rPr>
+        <w:t>격동과 낭만이 교차하던 1970년대, 낡은 레코드 숍과 FM 라디오에서 흘러나오는 그의 노래는 고독한 청춘들의 상처를 보듬는 따스한 도피처였습니다. 화려한 샹들리에의 불빛과 쓸쓸한 골목길의 황혼이 공존하는 본 앨범의 소리 풍경 속에는, 한 시대를 온몸으로 살아낸 이들의 잊지 못할 청춘의 숨결이 켜켜이 스며 있습니다.</w:t>
+      </w:r>
+    </w:p>
+    <w:p>
+      <w:pPr>
+        <w:spacing w:line="324" w:lineRule="auto" w:before="200" w:after="80"/>
+      </w:pPr>
+      <w:r>
+        <w:rPr w:rFonts="맑은 고딕">
+          <w:rFonts w:ascii="맑은 고딕" w:hAnsi="맑은 고딕" w:eastAsia="맑은 고딕"/>
+          <w:b/>
+          <w:color w:val="1E3A8A"/>
+          <w:sz w:val="24"/>
+        </w:rPr>
+        <w:t>4. 주요 수록곡 및 감상 제언</w:t>
+      </w:r>
+    </w:p>
+    <w:p>
+      <w:pPr>
+        <w:spacing w:line="324" w:lineRule="auto" w:after="80"/>
+      </w:pPr>
+      <w:r>
+        <w:rPr w:rFonts="맑은 고딕">
+          <w:rFonts w:ascii="맑은 고딕" w:hAnsi="맑은 고딕" w:eastAsia="맑은 고딕"/>
+          <w:b w:val="0"/>
+          <w:color w:val="6B7280"/>
+          <w:sz w:val="21"/>
+        </w:rPr>
+        <w:t xml:space="preserve">· </w:t>
+      </w:r>
+      <w:r>
+        <w:rPr w:rFonts="맑은 고딕">
+          <w:rFonts w:ascii="맑은 고딕" w:hAnsi="맑은 고딕" w:eastAsia="맑은 고딕"/>
+          <w:b/>
+          <w:color w:val="1F2937"/>
+          <w:sz w:val="21"/>
+        </w:rPr>
+        <w:t xml:space="preserve">주요 수록곡 특징: </w:t>
+      </w:r>
+      <w:r>
+        <w:rPr w:rFonts="맑은 고딕">
+          <w:rFonts w:ascii="맑은 고딕" w:hAnsi="맑은 고딕" w:eastAsia="맑은 고딕"/>
+          <w:b w:val="0"/>
+          <w:sz w:val="21"/>
+        </w:rPr>
+        <w:t>맑고 투명한 진심을 건네는 불후의 러브송 'Your Song'의 청초한 피아노를 필두로, 아득한 고독과 낭만을 광활한 우주적 공간감으로 그려낸 'Rocket Man', 그리고 화려한 도시를 벗어나 순수의 땅으로 돌아가고자 하는 노스탤지어가 담긴 'Goodbye Yellow Brick Road'에 이르기까지 서정미의 극치를 달리는 명곡들이 수록되어 있습니다.</w:t>
+      </w:r>
+    </w:p>
+    <w:p>
+      <w:pPr>
+        <w:spacing w:line="324" w:lineRule="auto" w:after="80"/>
+      </w:pPr>
+      <w:r>
+        <w:rPr w:rFonts="맑은 고딕">
+          <w:rFonts w:ascii="맑은 고딕" w:hAnsi="맑은 고딕" w:eastAsia="맑은 고딕"/>
+          <w:b w:val="0"/>
+          <w:color w:val="6B7280"/>
+          <w:sz w:val="21"/>
+        </w:rPr>
+        <w:t xml:space="preserve">· </w:t>
+      </w:r>
+      <w:r>
+        <w:rPr w:rFonts="맑은 고딕">
+          <w:rFonts w:ascii="맑은 고딕" w:hAnsi="맑은 고딕" w:eastAsia="맑은 고딕"/>
+          <w:b/>
+          <w:color w:val="1F2937"/>
+          <w:sz w:val="21"/>
+        </w:rPr>
+        <w:t xml:space="preserve">빈티지 감상 제언: </w:t>
+      </w:r>
+      <w:r>
+        <w:rPr w:rFonts="맑은 고딕">
+          <w:rFonts w:ascii="맑은 고딕" w:hAnsi="맑은 고딕" w:eastAsia="맑은 고딕"/>
+          <w:b w:val="0"/>
+          <w:sz w:val="21"/>
+        </w:rPr>
+        <w:t>그루브를 스치는 바늘 끝에서 피어나는 어쿠스틱 피아노의 깊은 타건감과 현악 콰르텟의 온기 넘치는 질감은 진공관 앰프 매칭 시 압도적인 밀도감으로 다가옵니다. 특히 디지털 음원에서는 쉽게 휘발되는 풍성한 중역대의 배음과 따스한 잔향은 아날로그 시스템 특유의 서정성을 극대화하며 리스너를 순식간에 음악의 중심부로 끌어당깁니다.</w:t>
+      </w:r>
+    </w:p>
+    <w:p>
+      <w:pPr>
+        <w:spacing w:line="324" w:lineRule="auto" w:after="80"/>
+      </w:pPr>
+      <w:r>
+        <w:rPr w:rFonts="맑은 고딕">
+          <w:rFonts w:ascii="맑은 고딕" w:hAnsi="맑은 고딕" w:eastAsia="맑은 고딕"/>
+          <w:b w:val="0"/>
+          <w:color w:val="6B7280"/>
+          <w:sz w:val="21"/>
+        </w:rPr>
+        <w:t xml:space="preserve">· </w:t>
+      </w:r>
+      <w:r>
+        <w:rPr w:rFonts="맑은 고딕">
+          <w:rFonts w:ascii="맑은 고딕" w:hAnsi="맑은 고딕" w:eastAsia="맑은 고딕"/>
+          <w:b/>
+          <w:color w:val="1F2937"/>
+          <w:sz w:val="21"/>
+        </w:rPr>
+        <w:t xml:space="preserve">소장 가치: </w:t>
+      </w:r>
+      <w:r>
+        <w:rPr w:rFonts="맑은 고딕">
+          <w:rFonts w:ascii="맑은 고딕" w:hAnsi="맑은 고딕" w:eastAsia="맑은 고딕"/>
+          <w:b w:val="0"/>
+          <w:sz w:val="21"/>
+        </w:rPr>
+        <w:t>한 시대를 풍미한 거장의 황금기 예술혼을 오리지널 바이닐의 아날로그 음향으로 소장한다는 것은 컬렉터에게 더할 나위 없는 축복이자 특권입니다. 세월의 흐름에 바래지 않는 황금빛 멜로디의 정수가 응축되어 있어, 음악을 진정으로 사랑하는 애호가의 서가에 반드시 영구 보관되어야 할 명반입니다.</w:t>
+      </w:r>
+    </w:p>
+    <w:p>
+      <w:pPr>
+        <w:spacing w:line="324" w:lineRule="auto" w:after="120" w:before="160"/>
+      </w:pPr>
+      <w:r>
+        <w:rPr w:rFonts="맑은 고딕">
+          <w:rFonts w:ascii="맑은 고딕" w:hAnsi="맑은 고딕" w:eastAsia="맑은 고딕"/>
+          <w:b/>
+          <w:color w:val="4338CA"/>
+          <w:sz w:val="21"/>
+        </w:rPr>
+        <w:t>이 음반을 통해 턴테이블의 아날로그 질감 속에서 피어나는 찬란한 피아노 선율과 거장의 순수한 서정이 전해주는 감동을 다시 한번 경험해 보시는 것은 어떨까요?</w:t>
       </w:r>
     </w:p>
     <w:sectPr>
       <w:pgSz w:w="12240" w:h="15840"/>
-      <w:pgMar w:top="1440" w:right="1440" w:bottom="1440" w:left="1440" w:header="720" w:footer="720" w:gutter="0"/>
+      <w:pgMar w:top="1152" w:right="1296" w:bottom="1152" w:left="1296" w:header="720" w:footer="720" w:gutter="0"/>
       <w:cols w:space="720"/>
       <w:docGrid w:linePitch="360"/>
     </w:sectPr>

--- a/word_reports/LP_0135_위치_102_ELTON JOHN_GOLDEN HITS.docx
+++ b/word_reports/LP_0135_위치_102_ELTON JOHN_GOLDEN HITS.docx
@@ -32,7 +32,7 @@
     </w:p>
     <w:p>
       <w:pPr>
-        <w:spacing w:line="324" w:lineRule="auto" w:before="80" w:after="160"/>
+        <w:spacing w:line="324" w:lineRule="auto" w:before="80" w:after="120"/>
       </w:pPr>
       <w:r>
         <w:rPr w:rFonts="맑은 고딕">
@@ -42,13 +42,6 @@
           <w:sz w:val="22"/>
         </w:rPr>
         <w:t xml:space="preserve">[음반 소개] </w:t>
-      </w:r>
-      <w:r>
-        <w:rPr w:rFonts="맑은 고딕">
-          <w:rFonts w:ascii="맑은 고딕" w:hAnsi="맑은 고딕" w:eastAsia="맑은 고딕"/>
-          <w:b w:val="0"/>
-          <w:sz w:val="21"/>
-        </w:rPr>
       </w:r>
     </w:p>
     <w:p>
@@ -61,7 +54,46 @@
           <w:b w:val="0"/>
           <w:sz w:val="21"/>
         </w:rPr>
-        <w:t>건반 위에 피어난 찬란한 선율과 인간 내면의 심연을 어루만지는 시적 서사가 완벽한 조화를 이루는 엘튼 존의 음악 세계는 팝 역사상 가장 눈부신 유산 중 하나입니다. 화려한 글램 록의 무대 의상 이면에 감추어진 순수한 낭만주의와 고전적 작곡 미학은 반세기가 흐른 오늘날에도 여전히 애호가들의 가슴에 깊은 파문을 일으킵니다. 『GOLDEN HITS』는 대중음악의 황금기였던 1970년대를 풍미하며 전 세계인의 영혼을 적신 그의 불멸의 명곡들을 정갈하게 엮어낸 음향의 보물창고입니다. 턴테이블의 회전과 함께 피어오르는 아날로그 피아노의 따스한 온기는 음악이 인간의 마음에 닿을 수 있는 가장 우아하고 진실한 형태를 증명해 보입니다.</w:t>
+        <w:t>1970년대 대중음악의 지형도는 거대한 지각변동을 겪고 있었습니다. 사이키델릭의 광풍이 지나간 자리에 싱어송라이터들의 내밀한 고백이 움트기 시작할 무렵, 엘튼 존(Elton John)은 일렉트릭 기타가 지배하던 록 음악의 패러다임을 우아한 피아노 건반 위로 단숨에 되돌려 놓았습니다. 그는 영혼의 단짝이자 음유시인인 작사가 버니 토핀(Bernie Taupin)과의 기적과도 같은 조우를 통해, 영국 왕립음악원 출신의 엄격한 클래식 화성학적 소양과 거친 로큰롤의 야성을 경이롭게 결합해 내며 대중음악사의 새로운 황금기를 활짝 열어젖혔습니다.</w:t>
+      </w:r>
+    </w:p>
+    <w:p>
+      <w:pPr>
+        <w:spacing w:line="324" w:lineRule="auto" w:after="120"/>
+      </w:pPr>
+      <w:r>
+        <w:rPr w:rFonts="맑은 고딕">
+          <w:rFonts w:ascii="맑은 고딕" w:hAnsi="맑은 고딕" w:eastAsia="맑은 고딕"/>
+          <w:b w:val="0"/>
+          <w:sz w:val="21"/>
+        </w:rPr>
+        <w:t>본 앨범 &lt;GOLDEN HITS&gt;는 1970년대 팝 음악의 정점이자 엘튼 존이라는 찬란한 거인이 남긴 불멸의 궤적을 오롯이 응축해 놓은 결정체입니다. 이 음반에 새겨진 선율들은 단순한 상업적 성공의 산물을 넘어, 당대 전 세계의 라디오와 청춘들의 가슴을 뒤흔들었던 시대의 송가(Anthem)들이었습니다. 멜로디의 순수한 아름다움이 어떻게 인간 내면의 고독과 조응할 수 있는지를 증명하며, 화려한 글램 록의 무대 의상 뒤편에 자리한 지극히 서정적이고 연약한 인간 본연의 초상을 완벽한 악곡 구조 속에 담아내었습니다.</w:t>
+      </w:r>
+    </w:p>
+    <w:p>
+      <w:pPr>
+        <w:spacing w:line="324" w:lineRule="auto" w:after="120"/>
+      </w:pPr>
+      <w:r>
+        <w:rPr w:rFonts="맑은 고딕">
+          <w:rFonts w:ascii="맑은 고딕" w:hAnsi="맑은 고딕" w:eastAsia="맑은 고딕"/>
+          <w:b w:val="0"/>
+          <w:sz w:val="21"/>
+        </w:rPr>
+        <w:t>엘튼 존의 음악 철학은 언제나 시(詩)에 숨결을 불어넣는 멜로디의 연금술에 있었습니다. 버니 토핀이 건넨 종이 한 장의 노랫말을 받아 든 순간, 몇십 분 만에 불멸의 멜로디를 건반 위에 직관적으로 직조해 냈던 그의 천재성은 이 앨범에 수록된 곡들마다 찬란한 빛을 발합니다. 이는 상업 팝 음악을 순수 클래식 못지않은 예술적 품격으로 승화시킨 위대한 성취였으며, 반세기가 흐른 지금까지도 세대를 초월하여 우리의 영혼을 적시는 거대한 감동의 원천이 되고 있습니다.</w:t>
+      </w:r>
+    </w:p>
+    <w:p>
+      <w:pPr>
+        <w:spacing w:line="324" w:lineRule="auto" w:after="120"/>
+      </w:pPr>
+      <w:r>
+        <w:rPr w:rFonts="맑은 고딕">
+          <w:rFonts w:ascii="맑은 고딕" w:hAnsi="맑은 고딕" w:eastAsia="맑은 고딕"/>
+          <w:b w:val="0"/>
+          <w:sz w:val="21"/>
+        </w:rPr>
+        <w:t>바이닐의 소리골을 타고 흐르는 피아노 타건의 깊은 울림과 엘튼 존의 호소력 짙은 음색은 지나간 20세기 낭만의 시대로 우리를 정중히 안내합니다. 세월의 풍파 속에서도 결코 바래지 않는 멜로디의 순수함, 그리고 삶의 애환과 따스한 위로를 품은 이 음반은 시대를 관통하여 영원히 살아 숨 쉬는 대중음악의 가장 고귀한 유산으로 남을 것입니다.</w:t>
       </w:r>
     </w:p>
     <w:p>
@@ -168,7 +200,7 @@
           <w:b w:val="0"/>
           <w:sz w:val="21"/>
         </w:rPr>
-        <w:t>1970년대 팝과 록의 경계를 허물며 경이로운 전성기를 구가하던 엘튼 존의 음악적 정점을 집대성하여 선보인 정통 베스트 컴필레이션 바이닐입니다.</w:t>
+        <w:t>엘튼 존의 최고 전성기이자 팝 음악의 황금기였던 1970년대 초·중반 명곡들을 엄선하여 집대성한 정통 히트 컴필레이션 음반으로, 전 세계 음악 애호가들에게 불멸의 감동을 선사하기 위해 기획·발매되었습니다.</w:t>
       </w:r>
     </w:p>
     <w:p>
@@ -199,7 +231,7 @@
           <w:b w:val="0"/>
           <w:sz w:val="21"/>
         </w:rPr>
-        <w:t>발매 당시부터 전 세계 주요 음반 차트의 최상위권을 장악하였으며, 시대를 초월한 멀티 플래티넘 기록과 함께 수많은 오디오 애호가들의 필청반으로 자리 잡았습니다.</w:t>
+        <w:t>발매 당시 전 세계 주요 앨범 차트 최상위권을 석권하였으며, 엘튼 존의 1970년대 히트 앨범 라인업은 다이아몬드(1,000만 장 이상) 및 멀티 플래티넘을 기록하며 음반 역사상 유례를 찾기 힘든 경이적인 판매고를 기록했습니다.</w:t>
       </w:r>
     </w:p>
     <w:p>
@@ -230,7 +262,7 @@
           <w:b w:val="0"/>
           <w:sz w:val="21"/>
         </w:rPr>
-        <w:t>그래미 어워드(Grammy Awards) 다수 수상, 로큰롤 명예의 전당 및 작곡가 명예의 전당 헌액, 대영제국 기사작위(Knighthood) 수훈 등 대중음악계 최고 권위의 찬사를 한 몸에 받은 거장의 음악적 위상이 고스란히 담겨 있습니다.</w:t>
+        <w:t>그래미 어워드 명예의 전당 헌액, 로큰롤 명예의 전당 및 송라이터스 명예의 전당 헌액, 브릿 어워드 및 아카데미상 수상 등 세계 최고 권위의 음악상을 섭렵하며 음악적 완성도를 공인받았습니다.</w:t>
       </w:r>
     </w:p>
     <w:p>
@@ -337,7 +369,7 @@
           <w:b w:val="0"/>
           <w:sz w:val="21"/>
         </w:rPr>
-        <w:t>솔로 (보컬, 피아노)</w:t>
+        <w:t>솔로 (작사가 버니 토핀과의 역사적 작곡 듀오)</w:t>
       </w:r>
     </w:p>
     <w:p>
@@ -368,7 +400,7 @@
           <w:b w:val="0"/>
           <w:sz w:val="21"/>
         </w:rPr>
-        <w:t>클래식 음악 교육에 뿌리를 둔 탄탄한 건반 작곡 기법과 영혼의 파트너 버니 토핀(Bernie Taupin)의 유려한 노랫말을 결합하여 20세기 대중음악의 예술성을 한 단계 끌어올린 거장입니다. 화려한 엔터테이너의 면모 뒤에 깃든 비르투오소적인 피아니즘과 가슴을 저미는 멜로디 메이킹은 그를 팝 역사상 가장 위대한 피아노 록의 마에스트로로 각인시켰습니다.</w:t>
+        <w:t>건반을 무대의 중심으로 끌어올려 피아노 록의 지평을 연 20세기 최고의 싱어송라이터이자 팝의 황제입니다. 클래식 음악적 기교와 가스펠, 팝, 로큰롤을 융합한 천재적인 작곡 능력으로 대중음악을 순수 예술의 경지로 끌어올렸습니다.</w:t>
       </w:r>
     </w:p>
     <w:p>
@@ -413,7 +445,7 @@
           <w:b w:val="0"/>
           <w:sz w:val="21"/>
         </w:rPr>
-        <w:t>본 음반은 1970년대 싱어송라이터 르네상스의 최정점을 기록한 사료이자, 록 앙상블과 고전적 오케스트레이션이 이룩할 수 있는 가장 완벽한 융합의 결정체입니다. 상업적 성공과 예술적 성취가 가장 이상적인 균형을 이루었던 시대의 기념비로서, 팝 음악이 고전 클래식 못지않은 영원성을 획득할 수 있음을 확고히 보여줍니다.</w:t>
+        <w:t>1970년대 팝 음악의 황금기를 단 한 장으로 조망할 수 있는 기념비적인 명반입니다. 수록곡 하나하나가 앨범 타이틀곡 이상의 완성도와 예술적 깊이를 지니고 있어, 싱어송라이터 시대의 정점을 증명하는 절대적인 음악적 텍스트로 평가받습니다.</w:t>
       </w:r>
     </w:p>
     <w:p>
@@ -444,7 +476,7 @@
           <w:b w:val="0"/>
           <w:sz w:val="21"/>
         </w:rPr>
-        <w:t>격동과 낭만이 교차하던 1970년대, 낡은 레코드 숍과 FM 라디오에서 흘러나오는 그의 노래는 고독한 청춘들의 상처를 보듬는 따스한 도피처였습니다. 화려한 샹들리에의 불빛과 쓸쓸한 골목길의 황혼이 공존하는 본 앨범의 소리 풍경 속에는, 한 시대를 온몸으로 살아낸 이들의 잊지 못할 청춘의 숨결이 켜켜이 스며 있습니다.</w:t>
+        <w:t>1970년대의 급변하는 문화적 공기 속에서 방황하던 청춘들에게 따스한 피난처가 되어 주었던 음악입니다. LP 전축과 라디오 카세트 앞에 모여 앉아 음악을 통해 사랑과 이별, 삶의 고독을 나누던 아날로그 시대의 낭만과 온기가 고스란히 박제되어 있습니다.</w:t>
       </w:r>
     </w:p>
     <w:p>
@@ -489,7 +521,7 @@
           <w:b w:val="0"/>
           <w:sz w:val="21"/>
         </w:rPr>
-        <w:t>맑고 투명한 진심을 건네는 불후의 러브송 'Your Song'의 청초한 피아노를 필두로, 아득한 고독과 낭만을 광활한 우주적 공간감으로 그려낸 'Rocket Man', 그리고 화려한 도시를 벗어나 순수의 땅으로 돌아가고자 하는 노스탤지어가 담긴 'Goodbye Yellow Brick Road'에 이르기까지 서정미의 극치를 달리는 명곡들이 수록되어 있습니다.</w:t>
+        <w:t>팝 역사상 가장 완벽한 사랑의 찬가로 꼽히는 'Your Song'의 청아한 피아노와 솔직한 보컬, 우주적 고독을 유려한 멜로디로 치환한 'Rocket Man', 애틋한 서정이 돋보이는 'Daniel', 그리고 화려한 편곡과 드라마틱한 전개가 압도적인 'Goodbye Yellow Brick Road' 등 서정성과 대중성이 완벽한 조화를 이룹니다.</w:t>
       </w:r>
     </w:p>
     <w:p>
@@ -520,7 +552,7 @@
           <w:b w:val="0"/>
           <w:sz w:val="21"/>
         </w:rPr>
-        <w:t>그루브를 스치는 바늘 끝에서 피어나는 어쿠스틱 피아노의 깊은 타건감과 현악 콰르텟의 온기 넘치는 질감은 진공관 앰프 매칭 시 압도적인 밀도감으로 다가옵니다. 특히 디지털 음원에서는 쉽게 휘발되는 풍성한 중역대의 배음과 따스한 잔향은 아날로그 시스템 특유의 서정성을 극대화하며 리스너를 순식간에 음악의 중심부로 끌어당깁니다.</w:t>
+        <w:t>디지털 음원이 결코 흉내 낼 수 없는 어쿠스틱 피아노의 묵직한 타건감과 오케스트레이션의 풍성한 잔향이 일품입니다. 진공관 앰프의 부드러운 배음과 아날로그 카트리지가 긁어내는 온기 넘치는 보컬의 질감에 집중하여 감상할 때 가장 극적인 공간감을 만끽할 수 있습니다.</w:t>
       </w:r>
     </w:p>
     <w:p>
@@ -551,7 +583,7 @@
           <w:b w:val="0"/>
           <w:sz w:val="21"/>
         </w:rPr>
-        <w:t>한 시대를 풍미한 거장의 황금기 예술혼을 오리지널 바이닐의 아날로그 음향으로 소장한다는 것은 컬렉터에게 더할 나위 없는 축복이자 특권입니다. 세월의 흐름에 바래지 않는 황금빛 멜로디의 정수가 응축되어 있어, 음악을 진정으로 사랑하는 애호가의 서가에 반드시 영구 보관되어야 할 명반입니다.</w:t>
+        <w:t>팝 역사상 가장 위대한 콤비가 남긴 황금기 예술의 정수를 아날로그 바이닐의 질감으로 소유한다는 점에서, 시대를 초월하여 대를 이어 물려줄 만한 독보적인 컬렉터스 아이템입니다.</w:t>
       </w:r>
     </w:p>
     <w:p>
@@ -565,7 +597,7 @@
           <w:color w:val="4338CA"/>
           <w:sz w:val="21"/>
         </w:rPr>
-        <w:t>이 음반을 통해 턴테이블의 아날로그 질감 속에서 피어나는 찬란한 피아노 선율과 거장의 순수한 서정이 전해주는 감동을 다시 한번 경험해 보시는 것은 어떨까요?</w:t>
+        <w:t>이 음반을 통해 건반 끝에서 피어난 불멸의 선율과 시대의 낭만이 전해주는 감동을 다시 한번 경험해 보시는 것은 어떨까요?</w:t>
       </w:r>
     </w:p>
     <w:sectPr>
